--- a/docs/2. Sorting.docx
+++ b/docs/2. Sorting.docx
@@ -210,7 +210,7 @@
           <w:r>
             <w:fldChar w:fldCharType="separate"/>
           </w:r>
-          <w:hyperlink w:anchor="_Toc227859884" w:history="1">
+          <w:hyperlink w:anchor="_Toc227880925" w:history="1">
             <w:r>
               <w:rPr>
                 <w:rStyle w:val="Hyperlink"/>
@@ -250,7 +250,7 @@
                 <w:noProof/>
                 <w:webHidden/>
               </w:rPr>
-              <w:instrText xml:space="preserve"> PAGEREF _Toc227859884 \h </w:instrText>
+              <w:instrText xml:space="preserve"> PAGEREF _Toc227880925 \h </w:instrText>
             </w:r>
             <w:r>
               <w:rPr>
@@ -292,7 +292,7 @@
               <w:noProof/>
             </w:rPr>
           </w:pPr>
-          <w:hyperlink w:anchor="_Toc227859885" w:history="1">
+          <w:hyperlink w:anchor="_Toc227880926" w:history="1">
             <w:r>
               <w:rPr>
                 <w:rStyle w:val="Hyperlink"/>
@@ -332,7 +332,7 @@
                 <w:noProof/>
                 <w:webHidden/>
               </w:rPr>
-              <w:instrText xml:space="preserve"> PAGEREF _Toc227859885 \h </w:instrText>
+              <w:instrText xml:space="preserve"> PAGEREF _Toc227880926 \h </w:instrText>
             </w:r>
             <w:r>
               <w:rPr>
@@ -374,7 +374,7 @@
               <w:noProof/>
             </w:rPr>
           </w:pPr>
-          <w:hyperlink w:anchor="_Toc227859886" w:history="1">
+          <w:hyperlink w:anchor="_Toc227880927" w:history="1">
             <w:r>
               <w:rPr>
                 <w:rStyle w:val="Hyperlink"/>
@@ -414,7 +414,7 @@
                 <w:noProof/>
                 <w:webHidden/>
               </w:rPr>
-              <w:instrText xml:space="preserve"> PAGEREF _Toc227859886 \h </w:instrText>
+              <w:instrText xml:space="preserve"> PAGEREF _Toc227880927 \h </w:instrText>
             </w:r>
             <w:r>
               <w:rPr>
@@ -456,7 +456,7 @@
               <w:noProof/>
             </w:rPr>
           </w:pPr>
-          <w:hyperlink w:anchor="_Toc227859887" w:history="1">
+          <w:hyperlink w:anchor="_Toc227880928" w:history="1">
             <w:r>
               <w:rPr>
                 <w:rStyle w:val="Hyperlink"/>
@@ -496,7 +496,7 @@
                 <w:noProof/>
                 <w:webHidden/>
               </w:rPr>
-              <w:instrText xml:space="preserve"> PAGEREF _Toc227859887 \h </w:instrText>
+              <w:instrText xml:space="preserve"> PAGEREF _Toc227880928 \h </w:instrText>
             </w:r>
             <w:r>
               <w:rPr>
@@ -538,7 +538,7 @@
               <w:noProof/>
             </w:rPr>
           </w:pPr>
-          <w:hyperlink w:anchor="_Toc227859888" w:history="1">
+          <w:hyperlink w:anchor="_Toc227880929" w:history="1">
             <w:r>
               <w:rPr>
                 <w:rStyle w:val="Hyperlink"/>
@@ -578,7 +578,7 @@
                 <w:noProof/>
                 <w:webHidden/>
               </w:rPr>
-              <w:instrText xml:space="preserve"> PAGEREF _Toc227859888 \h </w:instrText>
+              <w:instrText xml:space="preserve"> PAGEREF _Toc227880929 \h </w:instrText>
             </w:r>
             <w:r>
               <w:rPr>
@@ -620,7 +620,7 @@
               <w:noProof/>
             </w:rPr>
           </w:pPr>
-          <w:hyperlink w:anchor="_Toc227859889" w:history="1">
+          <w:hyperlink w:anchor="_Toc227880930" w:history="1">
             <w:r>
               <w:rPr>
                 <w:rStyle w:val="Hyperlink"/>
@@ -660,7 +660,7 @@
                 <w:noProof/>
                 <w:webHidden/>
               </w:rPr>
-              <w:instrText xml:space="preserve"> PAGEREF _Toc227859889 \h </w:instrText>
+              <w:instrText xml:space="preserve"> PAGEREF _Toc227880930 \h </w:instrText>
             </w:r>
             <w:r>
               <w:rPr>
@@ -702,7 +702,7 @@
               <w:noProof/>
             </w:rPr>
           </w:pPr>
-          <w:hyperlink w:anchor="_Toc227859890" w:history="1">
+          <w:hyperlink w:anchor="_Toc227880931" w:history="1">
             <w:r>
               <w:rPr>
                 <w:rStyle w:val="Hyperlink"/>
@@ -742,7 +742,7 @@
                 <w:noProof/>
                 <w:webHidden/>
               </w:rPr>
-              <w:instrText xml:space="preserve"> PAGEREF _Toc227859890 \h </w:instrText>
+              <w:instrText xml:space="preserve"> PAGEREF _Toc227880931 \h </w:instrText>
             </w:r>
             <w:r>
               <w:rPr>
@@ -762,7 +762,7 @@
                 <w:noProof/>
                 <w:webHidden/>
               </w:rPr>
-              <w:t>7</w:t>
+              <w:t>8</w:t>
             </w:r>
             <w:r>
               <w:rPr>
@@ -784,7 +784,7 @@
               <w:noProof/>
             </w:rPr>
           </w:pPr>
-          <w:hyperlink w:anchor="_Toc227859891" w:history="1">
+          <w:hyperlink w:anchor="_Toc227880932" w:history="1">
             <w:r>
               <w:rPr>
                 <w:rStyle w:val="Hyperlink"/>
@@ -824,7 +824,7 @@
                 <w:noProof/>
                 <w:webHidden/>
               </w:rPr>
-              <w:instrText xml:space="preserve"> PAGEREF _Toc227859891 \h </w:instrText>
+              <w:instrText xml:space="preserve"> PAGEREF _Toc227880932 \h </w:instrText>
             </w:r>
             <w:r>
               <w:rPr>
@@ -865,7 +865,7 @@
               <w:noProof/>
             </w:rPr>
           </w:pPr>
-          <w:hyperlink w:anchor="_Toc227859892" w:history="1">
+          <w:hyperlink w:anchor="_Toc227880933" w:history="1">
             <w:r>
               <w:rPr>
                 <w:rStyle w:val="Hyperlink"/>
@@ -892,7 +892,7 @@
                 <w:noProof/>
                 <w:webHidden/>
               </w:rPr>
-              <w:instrText xml:space="preserve"> PAGEREF _Toc227859892 \h </w:instrText>
+              <w:instrText xml:space="preserve"> PAGEREF _Toc227880933 \h </w:instrText>
             </w:r>
             <w:r>
               <w:rPr>
@@ -912,7 +912,7 @@
                 <w:noProof/>
                 <w:webHidden/>
               </w:rPr>
-              <w:t>9</w:t>
+              <w:t>10</w:t>
             </w:r>
             <w:r>
               <w:rPr>
@@ -975,7 +975,7 @@
           <w:numId w:val="8"/>
         </w:numPr>
       </w:pPr>
-      <w:bookmarkStart w:id="0" w:name="_Toc227859884"/>
+      <w:bookmarkStart w:id="0" w:name="_Toc227880925"/>
       <w:r>
         <w:lastRenderedPageBreak/>
         <w:t>Spark Sorting Strategies and Behavior</w:t>
@@ -1029,7 +1029,7 @@
           <w:numId w:val="8"/>
         </w:numPr>
       </w:pPr>
-      <w:bookmarkStart w:id="1" w:name="_Toc227859885"/>
+      <w:bookmarkStart w:id="1" w:name="_Toc227880926"/>
       <w:r>
         <w:t>Sort-Merge Join</w:t>
       </w:r>
@@ -1172,9 +1172,9 @@
           <w:noProof/>
         </w:rPr>
         <w:drawing>
-          <wp:inline distT="0" distB="0" distL="0" distR="0" wp14:anchorId="2E29260D" wp14:editId="69357A46">
-            <wp:extent cx="3765260" cy="1453081"/>
-            <wp:effectExtent l="0" t="0" r="6985" b="0"/>
+          <wp:inline distT="0" distB="0" distL="0" distR="0" wp14:anchorId="2E29260D" wp14:editId="60AF79DF">
+            <wp:extent cx="3764739" cy="2013284"/>
+            <wp:effectExtent l="0" t="0" r="7620" b="6350"/>
             <wp:docPr id="525809105" name="Picture 1" descr="Spark SQL Bucketing at Facebook - Cheng Su (Facebook)"/>
             <wp:cNvGraphicFramePr>
               <a:graphicFrameLocks xmlns:a="http://schemas.openxmlformats.org/drawingml/2006/main" noChangeAspect="1"/>
@@ -1204,7 +1204,7 @@
                   <pic:spPr bwMode="auto">
                     <a:xfrm>
                       <a:off x="0" y="0"/>
-                      <a:ext cx="3782344" cy="1459674"/>
+                      <a:ext cx="3787751" cy="2025590"/>
                     </a:xfrm>
                     <a:prstGeom prst="rect">
                       <a:avLst/>
@@ -1700,6 +1700,9 @@
         <w:gridCol w:w="4675"/>
       </w:tblGrid>
       <w:tr>
+        <w:trPr>
+          <w:tblHeader/>
+        </w:trPr>
         <w:tc>
           <w:tcPr>
             <w:tcW w:w="4675" w:type="dxa"/>
@@ -1845,7 +1848,6 @@
               <w:rPr>
                 <w:rFonts w:ascii="Times New Roman" w:hAnsi="Times New Roman" w:cs="Times New Roman"/>
               </w:rPr>
-              <w:lastRenderedPageBreak/>
               <w:t>Skew friendly with AQE</w:t>
             </w:r>
             <w:r>
@@ -2026,12 +2028,9 @@
           <w:numId w:val="8"/>
         </w:numPr>
       </w:pPr>
-      <w:bookmarkStart w:id="2" w:name="_Toc227859886"/>
-      <w:r>
-        <w:t>Broadcast Hash</w:t>
-      </w:r>
-      <w:r>
-        <w:t xml:space="preserve"> Join</w:t>
+      <w:bookmarkStart w:id="2" w:name="_Toc227880927"/>
+      <w:r>
+        <w:t>Broadcast Hash Join</w:t>
       </w:r>
       <w:r>
         <w:t xml:space="preserve"> (BHJ)</w:t>
@@ -2187,6 +2186,7 @@
           <w:bCs/>
           <w:noProof/>
         </w:rPr>
+        <w:lastRenderedPageBreak/>
         <mc:AlternateContent>
           <mc:Choice Requires="wps">
             <w:drawing>
@@ -3050,18 +3050,9 @@
           <w:numId w:val="8"/>
         </w:numPr>
       </w:pPr>
-      <w:bookmarkStart w:id="3" w:name="_Toc227859887"/>
-      <w:r>
-        <w:t>Shuffle</w:t>
-      </w:r>
-      <w:r>
-        <w:t xml:space="preserve"> Hash Join (</w:t>
-      </w:r>
-      <w:r>
-        <w:t>S</w:t>
-      </w:r>
-      <w:r>
-        <w:t>HJ)</w:t>
+      <w:bookmarkStart w:id="3" w:name="_Toc227880928"/>
+      <w:r>
+        <w:t>Shuffle Hash Join (SHJ)</w:t>
       </w:r>
       <w:bookmarkEnd w:id="3"/>
     </w:p>
@@ -3090,9 +3081,9 @@
           <w:noProof/>
         </w:rPr>
         <w:drawing>
-          <wp:inline distT="0" distB="0" distL="0" distR="0" wp14:anchorId="5CC4ED91" wp14:editId="2362CED9">
-            <wp:extent cx="4532132" cy="2124710"/>
-            <wp:effectExtent l="0" t="0" r="1905" b="8890"/>
+          <wp:inline distT="0" distB="0" distL="0" distR="0" wp14:anchorId="5CC4ED91" wp14:editId="7A5A8892">
+            <wp:extent cx="4531995" cy="2390274"/>
+            <wp:effectExtent l="0" t="0" r="1905" b="0"/>
             <wp:docPr id="810832176" name="Picture 3"/>
             <wp:cNvGraphicFramePr>
               <a:graphicFrameLocks xmlns:a="http://schemas.openxmlformats.org/drawingml/2006/main" noChangeAspect="1"/>
@@ -3122,7 +3113,7 @@
                   <pic:spPr bwMode="auto">
                     <a:xfrm>
                       <a:off x="0" y="0"/>
-                      <a:ext cx="4538693" cy="2127786"/>
+                      <a:ext cx="4542901" cy="2396026"/>
                     </a:xfrm>
                     <a:prstGeom prst="rect">
                       <a:avLst/>
@@ -3166,6 +3157,7 @@
           <w:bCs/>
           <w:noProof/>
         </w:rPr>
+        <w:lastRenderedPageBreak/>
         <mc:AlternateContent>
           <mc:Choice Requires="wps">
             <w:drawing>
@@ -3744,7 +3736,6 @@
                 <w:sz w:val="20"/>
                 <w:szCs w:val="20"/>
               </w:rPr>
-              <w:lastRenderedPageBreak/>
               <w:t xml:space="preserve">   </w:t>
             </w:r>
             <w:r>
@@ -3825,13 +3816,7 @@
               <w:rPr>
                 <w:rFonts w:ascii="Times New Roman" w:hAnsi="Times New Roman" w:cs="Times New Roman"/>
               </w:rPr>
-              <w:t xml:space="preserve"> – </w:t>
-            </w:r>
-            <w:r>
-              <w:rPr>
-                <w:rFonts w:ascii="Times New Roman" w:hAnsi="Times New Roman" w:cs="Times New Roman"/>
-              </w:rPr>
-              <w:t>faster than sort-merge join (SMJ) when partitions fit in memory.</w:t>
+              <w:t xml:space="preserve"> – faster than sort-merge join (SMJ) when partitions fit in memory.</w:t>
             </w:r>
           </w:p>
           <w:p>
@@ -3874,13 +3859,7 @@
               <w:rPr>
                 <w:rFonts w:ascii="Times New Roman" w:hAnsi="Times New Roman" w:cs="Times New Roman"/>
               </w:rPr>
-              <w:t xml:space="preserve">– </w:t>
-            </w:r>
-            <w:r>
-              <w:rPr>
-                <w:rFonts w:ascii="Times New Roman" w:hAnsi="Times New Roman" w:cs="Times New Roman"/>
-              </w:rPr>
-              <w:t>Hash lookups are faster than merge scans</w:t>
+              <w:t>– Hash lookups are faster than merge scans</w:t>
             </w:r>
           </w:p>
           <w:p>
@@ -3934,13 +3913,7 @@
               <w:rPr>
                 <w:rFonts w:ascii="Times New Roman" w:hAnsi="Times New Roman" w:cs="Times New Roman"/>
               </w:rPr>
-              <w:t xml:space="preserve"> – </w:t>
-            </w:r>
-            <w:r>
-              <w:rPr>
-                <w:rFonts w:ascii="Times New Roman" w:hAnsi="Times New Roman" w:cs="Times New Roman"/>
-              </w:rPr>
-              <w:t>network I/O and disk spill overhead</w:t>
+              <w:t xml:space="preserve"> – network I/O and disk spill overhead</w:t>
             </w:r>
           </w:p>
           <w:p>
@@ -3983,13 +3956,7 @@
               <w:rPr>
                 <w:rFonts w:ascii="Times New Roman" w:hAnsi="Times New Roman" w:cs="Times New Roman"/>
               </w:rPr>
-              <w:t xml:space="preserve">: </w:t>
-            </w:r>
-            <w:r>
-              <w:rPr>
-                <w:rFonts w:ascii="Times New Roman" w:hAnsi="Times New Roman" w:cs="Times New Roman"/>
-              </w:rPr>
-              <w:t>needs to build in-memory hash-table per partition running Out-of-Memory risks</w:t>
+              <w:t>: needs to build in-memory hash-table per partition running Out-of-Memory risks</w:t>
             </w:r>
           </w:p>
           <w:p>
@@ -4086,7 +4053,7 @@
           <w:numId w:val="8"/>
         </w:numPr>
       </w:pPr>
-      <w:bookmarkStart w:id="4" w:name="_Toc227859888"/>
+      <w:bookmarkStart w:id="4" w:name="_Toc227880929"/>
       <w:r>
         <w:t>Broadcast Nested Loop</w:t>
       </w:r>
@@ -4721,6 +4688,7 @@
                 <w:b/>
                 <w:bCs/>
               </w:rPr>
+              <w:lastRenderedPageBreak/>
               <w:t xml:space="preserve">Support </w:t>
             </w:r>
             <w:proofErr w:type="gramStart"/>
@@ -4745,13 +4713,7 @@
               <w:rPr>
                 <w:rFonts w:ascii="Times New Roman" w:hAnsi="Times New Roman" w:cs="Times New Roman"/>
               </w:rPr>
-              <w:t xml:space="preserve"> – </w:t>
-            </w:r>
-            <w:r>
-              <w:rPr>
-                <w:rFonts w:ascii="Times New Roman" w:hAnsi="Times New Roman" w:cs="Times New Roman"/>
-              </w:rPr>
-              <w:t>SMJ and SHJ requires equality (e.g. A.id = B.id) They cannot handle inequalities such as (</w:t>
+              <w:t xml:space="preserve"> – SMJ and SHJ requires equality (e.g. A.id = B.id) They cannot handle inequalities such as (</w:t>
             </w:r>
             <w:proofErr w:type="spellStart"/>
             <w:proofErr w:type="gramStart"/>
@@ -4905,13 +4867,7 @@
               <w:rPr>
                 <w:rFonts w:ascii="Times New Roman" w:hAnsi="Times New Roman" w:cs="Times New Roman"/>
               </w:rPr>
-              <w:t xml:space="preserve">– </w:t>
-            </w:r>
-            <w:r>
-              <w:rPr>
-                <w:rFonts w:ascii="Times New Roman" w:hAnsi="Times New Roman" w:cs="Times New Roman"/>
-              </w:rPr>
-              <w:t>Can cater for data is skewed, unsorted or missing keys since it checks every row.</w:t>
+              <w:t>– Can cater for data is skewed, unsorted or missing keys since it checks every row.</w:t>
             </w:r>
           </w:p>
         </w:tc>
@@ -4942,13 +4898,7 @@
               <w:rPr>
                 <w:rFonts w:ascii="Times New Roman" w:hAnsi="Times New Roman" w:cs="Times New Roman"/>
               </w:rPr>
-              <w:t xml:space="preserve"> – </w:t>
-            </w:r>
-            <w:r>
-              <w:rPr>
-                <w:rFonts w:ascii="Times New Roman" w:hAnsi="Times New Roman" w:cs="Times New Roman"/>
-              </w:rPr>
-              <w:t>Because the performance is O(</w:t>
+              <w:t xml:space="preserve"> – Because the performance is O(</w:t>
             </w:r>
             <w:proofErr w:type="spellStart"/>
             <w:r>
@@ -5067,9 +5017,8 @@
           <w:numId w:val="8"/>
         </w:numPr>
       </w:pPr>
-      <w:bookmarkStart w:id="5" w:name="_Toc227859889"/>
-      <w:r>
-        <w:lastRenderedPageBreak/>
+      <w:bookmarkStart w:id="5" w:name="_Toc227880930"/>
+      <w:r>
         <w:t>Cartesian Product Join</w:t>
       </w:r>
       <w:bookmarkEnd w:id="5"/>
@@ -5814,6 +5763,7 @@
           <w:b/>
           <w:bCs/>
         </w:rPr>
+        <w:lastRenderedPageBreak/>
         <w:t>Best for</w:t>
       </w:r>
       <w:r>
@@ -5859,7 +5809,7 @@
           <w:numId w:val="8"/>
         </w:numPr>
       </w:pPr>
-      <w:bookmarkStart w:id="6" w:name="_Toc227859890"/>
+      <w:bookmarkStart w:id="6" w:name="_Toc227880931"/>
       <w:r>
         <w:t>Comparison of Different Sorting Strategies</w:t>
       </w:r>
@@ -6200,9 +6150,8 @@
           <w:numId w:val="8"/>
         </w:numPr>
       </w:pPr>
-      <w:bookmarkStart w:id="7" w:name="_Toc227859891"/>
-      <w:r>
-        <w:lastRenderedPageBreak/>
+      <w:bookmarkStart w:id="7" w:name="_Toc227880932"/>
+      <w:r>
         <w:t>Recommended Strategy</w:t>
       </w:r>
       <w:bookmarkEnd w:id="7"/>
@@ -6740,6 +6689,7 @@
         <w:rPr>
           <w:rFonts w:ascii="Times New Roman" w:hAnsi="Times New Roman" w:cs="Times New Roman"/>
         </w:rPr>
+        <w:lastRenderedPageBreak/>
         <w:t xml:space="preserve">      </w:t>
       </w:r>
     </w:p>
@@ -6763,7 +6713,7 @@
       <w:pPr>
         <w:pStyle w:val="Heading2"/>
       </w:pPr>
-      <w:bookmarkStart w:id="8" w:name="_Toc227859892"/>
+      <w:bookmarkStart w:id="8" w:name="_Toc227880933"/>
       <w:r>
         <w:lastRenderedPageBreak/>
         <w:t>APPENDIX:  Adaptive Query Execution (AQE)</w:t>
@@ -6901,7 +6851,7 @@
       <w:r>
         <w:t xml:space="preserve">For more information on AQE, please refer to Spark documentation </w:t>
       </w:r>
-      <w:hyperlink r:id="rId11" w:history="1">
+      <w:hyperlink r:id="rId11" w:anchor="adaptive-query-execution" w:history="1">
         <w:r>
           <w:rPr>
             <w:rStyle w:val="Hyperlink"/>
@@ -6983,10 +6933,7 @@
         <w:footnoteRef/>
       </w:r>
       <w:r>
-        <w:t xml:space="preserve"> </w:t>
-      </w:r>
-      <w:r>
-        <w:t>In 2026, AQE may overrides this setting by convert SMJ to SHJ during runtime.</w:t>
+        <w:t xml:space="preserve"> In 2026, AQE may overrides this setting by convert SMJ to SHJ during runtime.</w:t>
       </w:r>
     </w:p>
   </w:footnote>
@@ -12653,6 +12600,7 @@
   <w:style w:type="character" w:default="1" w:styleId="DefaultParagraphFont">
     <w:name w:val="Default Paragraph Font"/>
     <w:uiPriority w:val="1"/>
+    <w:semiHidden/>
     <w:unhideWhenUsed/>
   </w:style>
   <w:style w:type="table" w:default="1" w:styleId="TableNormal">

--- a/docs/2. Sorting.docx
+++ b/docs/2. Sorting.docx
@@ -210,7 +210,7 @@
           <w:r>
             <w:fldChar w:fldCharType="separate"/>
           </w:r>
-          <w:hyperlink w:anchor="_Toc227880925" w:history="1">
+          <w:hyperlink w:anchor="_Toc227917574" w:history="1">
             <w:r>
               <w:rPr>
                 <w:rStyle w:val="Hyperlink"/>
@@ -250,7 +250,7 @@
                 <w:noProof/>
                 <w:webHidden/>
               </w:rPr>
-              <w:instrText xml:space="preserve"> PAGEREF _Toc227880925 \h </w:instrText>
+              <w:instrText xml:space="preserve"> PAGEREF _Toc227917574 \h </w:instrText>
             </w:r>
             <w:r>
               <w:rPr>
@@ -292,7 +292,7 @@
               <w:noProof/>
             </w:rPr>
           </w:pPr>
-          <w:hyperlink w:anchor="_Toc227880926" w:history="1">
+          <w:hyperlink w:anchor="_Toc227917575" w:history="1">
             <w:r>
               <w:rPr>
                 <w:rStyle w:val="Hyperlink"/>
@@ -332,7 +332,7 @@
                 <w:noProof/>
                 <w:webHidden/>
               </w:rPr>
-              <w:instrText xml:space="preserve"> PAGEREF _Toc227880926 \h </w:instrText>
+              <w:instrText xml:space="preserve"> PAGEREF _Toc227917575 \h </w:instrText>
             </w:r>
             <w:r>
               <w:rPr>
@@ -374,7 +374,7 @@
               <w:noProof/>
             </w:rPr>
           </w:pPr>
-          <w:hyperlink w:anchor="_Toc227880927" w:history="1">
+          <w:hyperlink w:anchor="_Toc227917576" w:history="1">
             <w:r>
               <w:rPr>
                 <w:rStyle w:val="Hyperlink"/>
@@ -414,7 +414,7 @@
                 <w:noProof/>
                 <w:webHidden/>
               </w:rPr>
-              <w:instrText xml:space="preserve"> PAGEREF _Toc227880927 \h </w:instrText>
+              <w:instrText xml:space="preserve"> PAGEREF _Toc227917576 \h </w:instrText>
             </w:r>
             <w:r>
               <w:rPr>
@@ -456,7 +456,7 @@
               <w:noProof/>
             </w:rPr>
           </w:pPr>
-          <w:hyperlink w:anchor="_Toc227880928" w:history="1">
+          <w:hyperlink w:anchor="_Toc227917577" w:history="1">
             <w:r>
               <w:rPr>
                 <w:rStyle w:val="Hyperlink"/>
@@ -496,7 +496,7 @@
                 <w:noProof/>
                 <w:webHidden/>
               </w:rPr>
-              <w:instrText xml:space="preserve"> PAGEREF _Toc227880928 \h </w:instrText>
+              <w:instrText xml:space="preserve"> PAGEREF _Toc227917577 \h </w:instrText>
             </w:r>
             <w:r>
               <w:rPr>
@@ -538,7 +538,7 @@
               <w:noProof/>
             </w:rPr>
           </w:pPr>
-          <w:hyperlink w:anchor="_Toc227880929" w:history="1">
+          <w:hyperlink w:anchor="_Toc227917578" w:history="1">
             <w:r>
               <w:rPr>
                 <w:rStyle w:val="Hyperlink"/>
@@ -578,7 +578,7 @@
                 <w:noProof/>
                 <w:webHidden/>
               </w:rPr>
-              <w:instrText xml:space="preserve"> PAGEREF _Toc227880929 \h </w:instrText>
+              <w:instrText xml:space="preserve"> PAGEREF _Toc227917578 \h </w:instrText>
             </w:r>
             <w:r>
               <w:rPr>
@@ -620,7 +620,7 @@
               <w:noProof/>
             </w:rPr>
           </w:pPr>
-          <w:hyperlink w:anchor="_Toc227880930" w:history="1">
+          <w:hyperlink w:anchor="_Toc227917579" w:history="1">
             <w:r>
               <w:rPr>
                 <w:rStyle w:val="Hyperlink"/>
@@ -660,7 +660,7 @@
                 <w:noProof/>
                 <w:webHidden/>
               </w:rPr>
-              <w:instrText xml:space="preserve"> PAGEREF _Toc227880930 \h </w:instrText>
+              <w:instrText xml:space="preserve"> PAGEREF _Toc227917579 \h </w:instrText>
             </w:r>
             <w:r>
               <w:rPr>
@@ -702,7 +702,7 @@
               <w:noProof/>
             </w:rPr>
           </w:pPr>
-          <w:hyperlink w:anchor="_Toc227880931" w:history="1">
+          <w:hyperlink w:anchor="_Toc227917580" w:history="1">
             <w:r>
               <w:rPr>
                 <w:rStyle w:val="Hyperlink"/>
@@ -742,7 +742,7 @@
                 <w:noProof/>
                 <w:webHidden/>
               </w:rPr>
-              <w:instrText xml:space="preserve"> PAGEREF _Toc227880931 \h </w:instrText>
+              <w:instrText xml:space="preserve"> PAGEREF _Toc227917580 \h </w:instrText>
             </w:r>
             <w:r>
               <w:rPr>
@@ -784,7 +784,7 @@
               <w:noProof/>
             </w:rPr>
           </w:pPr>
-          <w:hyperlink w:anchor="_Toc227880932" w:history="1">
+          <w:hyperlink w:anchor="_Toc227917581" w:history="1">
             <w:r>
               <w:rPr>
                 <w:rStyle w:val="Hyperlink"/>
@@ -824,7 +824,7 @@
                 <w:noProof/>
                 <w:webHidden/>
               </w:rPr>
-              <w:instrText xml:space="preserve"> PAGEREF _Toc227880932 \h </w:instrText>
+              <w:instrText xml:space="preserve"> PAGEREF _Toc227917581 \h </w:instrText>
             </w:r>
             <w:r>
               <w:rPr>
@@ -844,7 +844,7 @@
                 <w:noProof/>
                 <w:webHidden/>
               </w:rPr>
-              <w:t>8</w:t>
+              <w:t>9</w:t>
             </w:r>
             <w:r>
               <w:rPr>
@@ -865,7 +865,7 @@
               <w:noProof/>
             </w:rPr>
           </w:pPr>
-          <w:hyperlink w:anchor="_Toc227880933" w:history="1">
+          <w:hyperlink w:anchor="_Toc227917582" w:history="1">
             <w:r>
               <w:rPr>
                 <w:rStyle w:val="Hyperlink"/>
@@ -892,7 +892,75 @@
                 <w:noProof/>
                 <w:webHidden/>
               </w:rPr>
-              <w:instrText xml:space="preserve"> PAGEREF _Toc227880933 \h </w:instrText>
+              <w:instrText xml:space="preserve"> PAGEREF _Toc227917582 \h </w:instrText>
+            </w:r>
+            <w:r>
+              <w:rPr>
+                <w:noProof/>
+                <w:webHidden/>
+              </w:rPr>
+            </w:r>
+            <w:r>
+              <w:rPr>
+                <w:noProof/>
+                <w:webHidden/>
+              </w:rPr>
+              <w:fldChar w:fldCharType="separate"/>
+            </w:r>
+            <w:r>
+              <w:rPr>
+                <w:noProof/>
+                <w:webHidden/>
+              </w:rPr>
+              <w:t>10</w:t>
+            </w:r>
+            <w:r>
+              <w:rPr>
+                <w:noProof/>
+                <w:webHidden/>
+              </w:rPr>
+              <w:fldChar w:fldCharType="end"/>
+            </w:r>
+          </w:hyperlink>
+        </w:p>
+        <w:p>
+          <w:pPr>
+            <w:pStyle w:val="TOC2"/>
+            <w:tabs>
+              <w:tab w:val="right" w:leader="dot" w:pos="9350"/>
+            </w:tabs>
+            <w:rPr>
+              <w:noProof/>
+            </w:rPr>
+          </w:pPr>
+          <w:hyperlink w:anchor="_Toc227917583" w:history="1">
+            <w:r>
+              <w:rPr>
+                <w:rStyle w:val="Hyperlink"/>
+                <w:noProof/>
+              </w:rPr>
+              <w:t>REFERENCES:</w:t>
+            </w:r>
+            <w:r>
+              <w:rPr>
+                <w:noProof/>
+                <w:webHidden/>
+              </w:rPr>
+              <w:tab/>
+            </w:r>
+            <w:r>
+              <w:rPr>
+                <w:noProof/>
+                <w:webHidden/>
+              </w:rPr>
+              <w:fldChar w:fldCharType="begin"/>
+            </w:r>
+            <w:r>
+              <w:rPr>
+                <w:noProof/>
+                <w:webHidden/>
+              </w:rPr>
+              <w:instrText xml:space="preserve"> PAGEREF _Toc227917583 \h </w:instrText>
             </w:r>
             <w:r>
               <w:rPr>
@@ -975,7 +1043,7 @@
           <w:numId w:val="8"/>
         </w:numPr>
       </w:pPr>
-      <w:bookmarkStart w:id="0" w:name="_Toc227880925"/>
+      <w:bookmarkStart w:id="0" w:name="_Toc227917574"/>
       <w:r>
         <w:lastRenderedPageBreak/>
         <w:t>Spark Sorting Strategies and Behavior</w:t>
@@ -1029,7 +1097,7 @@
           <w:numId w:val="8"/>
         </w:numPr>
       </w:pPr>
-      <w:bookmarkStart w:id="1" w:name="_Toc227880926"/>
+      <w:bookmarkStart w:id="1" w:name="_Toc227917575"/>
       <w:r>
         <w:t>Sort-Merge Join</w:t>
       </w:r>
@@ -2028,7 +2096,7 @@
           <w:numId w:val="8"/>
         </w:numPr>
       </w:pPr>
-      <w:bookmarkStart w:id="2" w:name="_Toc227880927"/>
+      <w:bookmarkStart w:id="2" w:name="_Toc227917576"/>
       <w:r>
         <w:t>Broadcast Hash Join</w:t>
       </w:r>
@@ -3050,7 +3118,7 @@
           <w:numId w:val="8"/>
         </w:numPr>
       </w:pPr>
-      <w:bookmarkStart w:id="3" w:name="_Toc227880928"/>
+      <w:bookmarkStart w:id="3" w:name="_Toc227917577"/>
       <w:r>
         <w:t>Shuffle Hash Join (SHJ)</w:t>
       </w:r>
@@ -4053,7 +4121,7 @@
           <w:numId w:val="8"/>
         </w:numPr>
       </w:pPr>
-      <w:bookmarkStart w:id="4" w:name="_Toc227880929"/>
+      <w:bookmarkStart w:id="4" w:name="_Toc227917578"/>
       <w:r>
         <w:t>Broadcast Nested Loop</w:t>
       </w:r>
@@ -4600,6 +4668,20 @@
         </w:rPr>
       </w:pPr>
     </w:p>
+    <w:p>
+      <w:pPr>
+        <w:rPr>
+          <w:rFonts w:ascii="Times New Roman" w:hAnsi="Times New Roman" w:cs="Times New Roman"/>
+        </w:rPr>
+      </w:pPr>
+    </w:p>
+    <w:p>
+      <w:pPr>
+        <w:rPr>
+          <w:rFonts w:ascii="Times New Roman" w:hAnsi="Times New Roman" w:cs="Times New Roman"/>
+        </w:rPr>
+      </w:pPr>
+    </w:p>
     <w:tbl>
       <w:tblPr>
         <w:tblStyle w:val="TableGrid"/>
@@ -4630,6 +4712,7 @@
                 <w:sz w:val="20"/>
                 <w:szCs w:val="20"/>
               </w:rPr>
+              <w:lastRenderedPageBreak/>
               <w:t xml:space="preserve">   </w:t>
             </w:r>
             <w:r>
@@ -4688,7 +4771,6 @@
                 <w:b/>
                 <w:bCs/>
               </w:rPr>
-              <w:lastRenderedPageBreak/>
               <w:t xml:space="preserve">Support </w:t>
             </w:r>
             <w:proofErr w:type="gramStart"/>
@@ -5017,7 +5099,7 @@
           <w:numId w:val="8"/>
         </w:numPr>
       </w:pPr>
-      <w:bookmarkStart w:id="5" w:name="_Toc227880930"/>
+      <w:bookmarkStart w:id="5" w:name="_Toc227917579"/>
       <w:r>
         <w:t>Cartesian Product Join</w:t>
       </w:r>
@@ -5763,7 +5845,6 @@
           <w:b/>
           <w:bCs/>
         </w:rPr>
-        <w:lastRenderedPageBreak/>
         <w:t>Best for</w:t>
       </w:r>
       <w:r>
@@ -5809,7 +5890,7 @@
           <w:numId w:val="8"/>
         </w:numPr>
       </w:pPr>
-      <w:bookmarkStart w:id="6" w:name="_Toc227880931"/>
+      <w:bookmarkStart w:id="6" w:name="_Toc227917580"/>
       <w:r>
         <w:t>Comparison of Different Sorting Strategies</w:t>
       </w:r>
@@ -6144,14 +6225,28 @@
     <w:p/>
     <w:p>
       <w:pPr>
+        <w:rPr>
+          <w:rFonts w:asciiTheme="majorHAnsi" w:eastAsiaTheme="majorEastAsia" w:hAnsiTheme="majorHAnsi" w:cstheme="majorBidi"/>
+          <w:color w:val="2F5496" w:themeColor="accent1" w:themeShade="BF"/>
+          <w:sz w:val="32"/>
+          <w:szCs w:val="32"/>
+        </w:rPr>
+      </w:pPr>
+      <w:r>
+        <w:br w:type="page"/>
+      </w:r>
+    </w:p>
+    <w:p>
+      <w:pPr>
         <w:pStyle w:val="Heading2"/>
         <w:numPr>
           <w:ilvl w:val="0"/>
           <w:numId w:val="8"/>
         </w:numPr>
       </w:pPr>
-      <w:bookmarkStart w:id="7" w:name="_Toc227880932"/>
-      <w:r>
+      <w:bookmarkStart w:id="7" w:name="_Toc227917581"/>
+      <w:r>
+        <w:lastRenderedPageBreak/>
         <w:t>Recommended Strategy</w:t>
       </w:r>
       <w:bookmarkEnd w:id="7"/>
@@ -6689,7 +6784,6 @@
         <w:rPr>
           <w:rFonts w:ascii="Times New Roman" w:hAnsi="Times New Roman" w:cs="Times New Roman"/>
         </w:rPr>
-        <w:lastRenderedPageBreak/>
         <w:t xml:space="preserve">      </w:t>
       </w:r>
     </w:p>
@@ -6713,7 +6807,7 @@
       <w:pPr>
         <w:pStyle w:val="Heading2"/>
       </w:pPr>
-      <w:bookmarkStart w:id="8" w:name="_Toc227880933"/>
+      <w:bookmarkStart w:id="8" w:name="_Toc227917582"/>
       <w:r>
         <w:lastRenderedPageBreak/>
         <w:t>APPENDIX:  Adaptive Query Execution (AQE)</w:t>
@@ -6864,6 +6958,153 @@
       </w:r>
     </w:p>
     <w:p/>
+    <w:p>
+      <w:pPr>
+        <w:pStyle w:val="Heading2"/>
+      </w:pPr>
+      <w:bookmarkStart w:id="9" w:name="_Toc227917583"/>
+      <w:r>
+        <w:t>REFERENCES:</w:t>
+      </w:r>
+      <w:bookmarkEnd w:id="9"/>
+    </w:p>
+    <w:p>
+      <w:pPr>
+        <w:pStyle w:val="ListParagraph"/>
+        <w:numPr>
+          <w:ilvl w:val="0"/>
+          <w:numId w:val="44"/>
+        </w:numPr>
+      </w:pPr>
+      <w:r>
+        <w:t xml:space="preserve">Different types of join strategies in </w:t>
+      </w:r>
+      <w:proofErr w:type="spellStart"/>
+      <w:r>
+        <w:t>apache</w:t>
+      </w:r>
+      <w:proofErr w:type="spellEnd"/>
+      <w:r>
+        <w:t xml:space="preserve"> spark - </w:t>
+      </w:r>
+      <w:hyperlink r:id="rId12" w:history="1">
+        <w:r>
+          <w:rPr>
+            <w:rStyle w:val="Hyperlink"/>
+          </w:rPr>
+          <w:t>https://oindrila-chakraborty88.medium.com/different-types-of-join-strategies-in-apache-spark-5c0066999d0d</w:t>
+        </w:r>
+      </w:hyperlink>
+      <w:r>
+        <w:t xml:space="preserve"> </w:t>
+      </w:r>
+      <w:r>
+        <w:t xml:space="preserve"> </w:t>
+      </w:r>
+    </w:p>
+    <w:p>
+      <w:pPr>
+        <w:pStyle w:val="ListParagraph"/>
+        <w:numPr>
+          <w:ilvl w:val="0"/>
+          <w:numId w:val="44"/>
+        </w:numPr>
+      </w:pPr>
+      <w:r>
+        <w:t xml:space="preserve">A Deep Dive into Skewed Joins, </w:t>
+      </w:r>
+      <w:proofErr w:type="spellStart"/>
+      <w:r>
+        <w:t>GroupBy</w:t>
+      </w:r>
+      <w:proofErr w:type="spellEnd"/>
+      <w:r>
+        <w:t xml:space="preserve"> Bottlenecks, and Smart Strategies to Keep Your Spark Jobs Flying - </w:t>
+      </w:r>
+      <w:hyperlink r:id="rId13" w:history="1">
+        <w:r>
+          <w:rPr>
+            <w:rStyle w:val="Hyperlink"/>
+          </w:rPr>
+          <w:t>https://www.canadiandataguy.com/p/a-deep-dive-into-skewed-joins-groupby</w:t>
+        </w:r>
+      </w:hyperlink>
+      <w:r>
+        <w:t xml:space="preserve"> </w:t>
+      </w:r>
+      <w:r>
+        <w:t xml:space="preserve"> </w:t>
+      </w:r>
+    </w:p>
+    <w:p>
+      <w:pPr>
+        <w:pStyle w:val="ListParagraph"/>
+        <w:numPr>
+          <w:ilvl w:val="0"/>
+          <w:numId w:val="44"/>
+        </w:numPr>
+      </w:pPr>
+      <w:r>
+        <w:t xml:space="preserve">Join Strategies - </w:t>
+      </w:r>
+      <w:hyperlink r:id="rId14" w:history="1">
+        <w:r>
+          <w:rPr>
+            <w:rStyle w:val="Hyperlink"/>
+          </w:rPr>
+          <w:t>https://www.sparkplayground.com/tutorials/spark-theory/join-strategies</w:t>
+        </w:r>
+      </w:hyperlink>
+      <w:r>
+        <w:t xml:space="preserve"> </w:t>
+      </w:r>
+    </w:p>
+    <w:p>
+      <w:pPr>
+        <w:pStyle w:val="ListParagraph"/>
+        <w:numPr>
+          <w:ilvl w:val="0"/>
+          <w:numId w:val="44"/>
+        </w:numPr>
+      </w:pPr>
+      <w:r>
+        <w:t xml:space="preserve">How does Shuffle Sort Merge Join work in Spark? - </w:t>
+      </w:r>
+      <w:hyperlink r:id="rId15" w:history="1">
+        <w:r>
+          <w:rPr>
+            <w:rStyle w:val="Hyperlink"/>
+          </w:rPr>
+          <w:t>https://www.bigdatainrealworld.com/how-does-shuffle-sort-merge-join-work-in-spark/</w:t>
+        </w:r>
+      </w:hyperlink>
+      <w:r>
+        <w:t xml:space="preserve"> </w:t>
+      </w:r>
+    </w:p>
+    <w:p>
+      <w:pPr>
+        <w:pStyle w:val="ListParagraph"/>
+        <w:numPr>
+          <w:ilvl w:val="0"/>
+          <w:numId w:val="44"/>
+        </w:numPr>
+      </w:pPr>
+      <w:r>
+        <w:t xml:space="preserve">Sort-Merge-Join in Spark - </w:t>
+      </w:r>
+      <w:hyperlink r:id="rId16" w:history="1">
+        <w:r>
+          <w:rPr>
+            <w:rStyle w:val="Hyperlink"/>
+          </w:rPr>
+          <w:t>https://akash-dwivedi.medium.com/sort-merge-join-in-spark-9ebf40436bd3</w:t>
+        </w:r>
+      </w:hyperlink>
+      <w:r>
+        <w:t xml:space="preserve"> </w:t>
+      </w:r>
+    </w:p>
     <w:sectPr>
       <w:pgSz w:w="12240" w:h="15840"/>
       <w:pgMar w:top="1440" w:right="1440" w:bottom="1440" w:left="1440" w:header="720" w:footer="720" w:gutter="0"/>
@@ -10260,6 +10501,95 @@
     </w:lvl>
   </w:abstractNum>
   <w:abstractNum w:abstractNumId="28" w15:restartNumberingAfterBreak="0">
+    <w:nsid w:val="538856B2"/>
+    <w:multiLevelType w:val="hybridMultilevel"/>
+    <w:tmpl w:val="9E88365C"/>
+    <w:lvl w:ilvl="0" w:tplc="0409000F">
+      <w:start w:val="1"/>
+      <w:numFmt w:val="decimal"/>
+      <w:lvlText w:val="%1."/>
+      <w:lvlJc w:val="left"/>
+      <w:pPr>
+        <w:ind w:left="360" w:hanging="360"/>
+      </w:pPr>
+      <w:rPr>
+        <w:rFonts w:hint="default"/>
+      </w:rPr>
+    </w:lvl>
+    <w:lvl w:ilvl="1" w:tplc="04090019" w:tentative="1">
+      <w:start w:val="1"/>
+      <w:numFmt w:val="lowerLetter"/>
+      <w:lvlText w:val="%2."/>
+      <w:lvlJc w:val="left"/>
+      <w:pPr>
+        <w:ind w:left="1080" w:hanging="360"/>
+      </w:pPr>
+    </w:lvl>
+    <w:lvl w:ilvl="2" w:tplc="0409001B" w:tentative="1">
+      <w:start w:val="1"/>
+      <w:numFmt w:val="lowerRoman"/>
+      <w:lvlText w:val="%3."/>
+      <w:lvlJc w:val="right"/>
+      <w:pPr>
+        <w:ind w:left="1800" w:hanging="180"/>
+      </w:pPr>
+    </w:lvl>
+    <w:lvl w:ilvl="3" w:tplc="0409000F" w:tentative="1">
+      <w:start w:val="1"/>
+      <w:numFmt w:val="decimal"/>
+      <w:lvlText w:val="%4."/>
+      <w:lvlJc w:val="left"/>
+      <w:pPr>
+        <w:ind w:left="2520" w:hanging="360"/>
+      </w:pPr>
+    </w:lvl>
+    <w:lvl w:ilvl="4" w:tplc="04090019" w:tentative="1">
+      <w:start w:val="1"/>
+      <w:numFmt w:val="lowerLetter"/>
+      <w:lvlText w:val="%5."/>
+      <w:lvlJc w:val="left"/>
+      <w:pPr>
+        <w:ind w:left="3240" w:hanging="360"/>
+      </w:pPr>
+    </w:lvl>
+    <w:lvl w:ilvl="5" w:tplc="0409001B" w:tentative="1">
+      <w:start w:val="1"/>
+      <w:numFmt w:val="lowerRoman"/>
+      <w:lvlText w:val="%6."/>
+      <w:lvlJc w:val="right"/>
+      <w:pPr>
+        <w:ind w:left="3960" w:hanging="180"/>
+      </w:pPr>
+    </w:lvl>
+    <w:lvl w:ilvl="6" w:tplc="0409000F" w:tentative="1">
+      <w:start w:val="1"/>
+      <w:numFmt w:val="decimal"/>
+      <w:lvlText w:val="%7."/>
+      <w:lvlJc w:val="left"/>
+      <w:pPr>
+        <w:ind w:left="4680" w:hanging="360"/>
+      </w:pPr>
+    </w:lvl>
+    <w:lvl w:ilvl="7" w:tplc="04090019" w:tentative="1">
+      <w:start w:val="1"/>
+      <w:numFmt w:val="lowerLetter"/>
+      <w:lvlText w:val="%8."/>
+      <w:lvlJc w:val="left"/>
+      <w:pPr>
+        <w:ind w:left="5400" w:hanging="360"/>
+      </w:pPr>
+    </w:lvl>
+    <w:lvl w:ilvl="8" w:tplc="0409001B" w:tentative="1">
+      <w:start w:val="1"/>
+      <w:numFmt w:val="lowerRoman"/>
+      <w:lvlText w:val="%9."/>
+      <w:lvlJc w:val="right"/>
+      <w:pPr>
+        <w:ind w:left="6120" w:hanging="180"/>
+      </w:pPr>
+    </w:lvl>
+  </w:abstractNum>
+  <w:abstractNum w:abstractNumId="29" w15:restartNumberingAfterBreak="0">
     <w:nsid w:val="53CC018A"/>
     <w:multiLevelType w:val="hybridMultilevel"/>
     <w:tmpl w:val="02CA4264"/>
@@ -10348,7 +10678,7 @@
       </w:pPr>
     </w:lvl>
   </w:abstractNum>
-  <w:abstractNum w:abstractNumId="29" w15:restartNumberingAfterBreak="0">
+  <w:abstractNum w:abstractNumId="30" w15:restartNumberingAfterBreak="0">
     <w:nsid w:val="5AE12654"/>
     <w:multiLevelType w:val="multilevel"/>
     <w:tmpl w:val="3F564A2C"/>
@@ -10469,7 +10799,7 @@
       </w:rPr>
     </w:lvl>
   </w:abstractNum>
-  <w:abstractNum w:abstractNumId="30" w15:restartNumberingAfterBreak="0">
+  <w:abstractNum w:abstractNumId="31" w15:restartNumberingAfterBreak="0">
     <w:nsid w:val="5ED6709E"/>
     <w:multiLevelType w:val="multilevel"/>
     <w:tmpl w:val="3F564A2C"/>
@@ -10590,7 +10920,7 @@
       </w:rPr>
     </w:lvl>
   </w:abstractNum>
-  <w:abstractNum w:abstractNumId="31" w15:restartNumberingAfterBreak="0">
+  <w:abstractNum w:abstractNumId="32" w15:restartNumberingAfterBreak="0">
     <w:nsid w:val="61E014AC"/>
     <w:multiLevelType w:val="hybridMultilevel"/>
     <w:tmpl w:val="BB148B98"/>
@@ -10679,7 +11009,7 @@
       </w:pPr>
     </w:lvl>
   </w:abstractNum>
-  <w:abstractNum w:abstractNumId="32" w15:restartNumberingAfterBreak="0">
+  <w:abstractNum w:abstractNumId="33" w15:restartNumberingAfterBreak="0">
     <w:nsid w:val="67046495"/>
     <w:multiLevelType w:val="multilevel"/>
     <w:tmpl w:val="3F564A2C"/>
@@ -10800,7 +11130,7 @@
       </w:rPr>
     </w:lvl>
   </w:abstractNum>
-  <w:abstractNum w:abstractNumId="33" w15:restartNumberingAfterBreak="0">
+  <w:abstractNum w:abstractNumId="34" w15:restartNumberingAfterBreak="0">
     <w:nsid w:val="672D7EB2"/>
     <w:multiLevelType w:val="hybridMultilevel"/>
     <w:tmpl w:val="B9E88C62"/>
@@ -10889,7 +11219,7 @@
       </w:pPr>
     </w:lvl>
   </w:abstractNum>
-  <w:abstractNum w:abstractNumId="34" w15:restartNumberingAfterBreak="0">
+  <w:abstractNum w:abstractNumId="35" w15:restartNumberingAfterBreak="0">
     <w:nsid w:val="684C6909"/>
     <w:multiLevelType w:val="multilevel"/>
     <w:tmpl w:val="3F564A2C"/>
@@ -11010,7 +11340,7 @@
       </w:rPr>
     </w:lvl>
   </w:abstractNum>
-  <w:abstractNum w:abstractNumId="35" w15:restartNumberingAfterBreak="0">
+  <w:abstractNum w:abstractNumId="36" w15:restartNumberingAfterBreak="0">
     <w:nsid w:val="6BBD0101"/>
     <w:multiLevelType w:val="multilevel"/>
     <w:tmpl w:val="3F564A2C"/>
@@ -11131,7 +11461,7 @@
       </w:rPr>
     </w:lvl>
   </w:abstractNum>
-  <w:abstractNum w:abstractNumId="36" w15:restartNumberingAfterBreak="0">
+  <w:abstractNum w:abstractNumId="37" w15:restartNumberingAfterBreak="0">
     <w:nsid w:val="6BC232EA"/>
     <w:multiLevelType w:val="hybridMultilevel"/>
     <w:tmpl w:val="CE0AFE58"/>
@@ -11244,7 +11574,7 @@
       </w:rPr>
     </w:lvl>
   </w:abstractNum>
-  <w:abstractNum w:abstractNumId="37" w15:restartNumberingAfterBreak="0">
+  <w:abstractNum w:abstractNumId="38" w15:restartNumberingAfterBreak="0">
     <w:nsid w:val="6D7B60F4"/>
     <w:multiLevelType w:val="multilevel"/>
     <w:tmpl w:val="3F564A2C"/>
@@ -11365,7 +11695,7 @@
       </w:rPr>
     </w:lvl>
   </w:abstractNum>
-  <w:abstractNum w:abstractNumId="38" w15:restartNumberingAfterBreak="0">
+  <w:abstractNum w:abstractNumId="39" w15:restartNumberingAfterBreak="0">
     <w:nsid w:val="6DFB7E3C"/>
     <w:multiLevelType w:val="hybridMultilevel"/>
     <w:tmpl w:val="6D64EF50"/>
@@ -11454,7 +11784,7 @@
       </w:pPr>
     </w:lvl>
   </w:abstractNum>
-  <w:abstractNum w:abstractNumId="39" w15:restartNumberingAfterBreak="0">
+  <w:abstractNum w:abstractNumId="40" w15:restartNumberingAfterBreak="0">
     <w:nsid w:val="72DF1DEA"/>
     <w:multiLevelType w:val="hybridMultilevel"/>
     <w:tmpl w:val="161EEB60"/>
@@ -11543,7 +11873,7 @@
       </w:pPr>
     </w:lvl>
   </w:abstractNum>
-  <w:abstractNum w:abstractNumId="40" w15:restartNumberingAfterBreak="0">
+  <w:abstractNum w:abstractNumId="41" w15:restartNumberingAfterBreak="0">
     <w:nsid w:val="750502D0"/>
     <w:multiLevelType w:val="hybridMultilevel"/>
     <w:tmpl w:val="342E4E4A"/>
@@ -11632,7 +11962,7 @@
       </w:pPr>
     </w:lvl>
   </w:abstractNum>
-  <w:abstractNum w:abstractNumId="41" w15:restartNumberingAfterBreak="0">
+  <w:abstractNum w:abstractNumId="42" w15:restartNumberingAfterBreak="0">
     <w:nsid w:val="75800B4D"/>
     <w:multiLevelType w:val="hybridMultilevel"/>
     <w:tmpl w:val="67EAEF50"/>
@@ -11745,7 +12075,7 @@
       </w:rPr>
     </w:lvl>
   </w:abstractNum>
-  <w:abstractNum w:abstractNumId="42" w15:restartNumberingAfterBreak="0">
+  <w:abstractNum w:abstractNumId="43" w15:restartNumberingAfterBreak="0">
     <w:nsid w:val="77F544AB"/>
     <w:multiLevelType w:val="multilevel"/>
     <w:tmpl w:val="3F564A2C"/>
@@ -11873,16 +12203,16 @@
     <w:abstractNumId w:val="10"/>
   </w:num>
   <w:num w:numId="3" w16cid:durableId="451898492">
-    <w:abstractNumId w:val="40"/>
+    <w:abstractNumId w:val="41"/>
   </w:num>
   <w:num w:numId="4" w16cid:durableId="1084574341">
     <w:abstractNumId w:val="5"/>
   </w:num>
   <w:num w:numId="5" w16cid:durableId="1652324736">
-    <w:abstractNumId w:val="36"/>
+    <w:abstractNumId w:val="37"/>
   </w:num>
   <w:num w:numId="6" w16cid:durableId="1162964898">
-    <w:abstractNumId w:val="41"/>
+    <w:abstractNumId w:val="42"/>
   </w:num>
   <w:num w:numId="7" w16cid:durableId="338193587">
     <w:abstractNumId w:val="21"/>
@@ -11891,7 +12221,7 @@
     <w:abstractNumId w:val="9"/>
   </w:num>
   <w:num w:numId="9" w16cid:durableId="1028415577">
-    <w:abstractNumId w:val="37"/>
+    <w:abstractNumId w:val="38"/>
   </w:num>
   <w:num w:numId="10" w16cid:durableId="840199333">
     <w:abstractNumId w:val="8"/>
@@ -11900,34 +12230,34 @@
     <w:abstractNumId w:val="16"/>
   </w:num>
   <w:num w:numId="12" w16cid:durableId="999967265">
-    <w:abstractNumId w:val="35"/>
+    <w:abstractNumId w:val="36"/>
   </w:num>
   <w:num w:numId="13" w16cid:durableId="790900002">
-    <w:abstractNumId w:val="30"/>
+    <w:abstractNumId w:val="31"/>
   </w:num>
   <w:num w:numId="14" w16cid:durableId="589968558">
     <w:abstractNumId w:val="6"/>
   </w:num>
   <w:num w:numId="15" w16cid:durableId="343747404">
-    <w:abstractNumId w:val="42"/>
+    <w:abstractNumId w:val="43"/>
   </w:num>
   <w:num w:numId="16" w16cid:durableId="1112747249">
-    <w:abstractNumId w:val="31"/>
+    <w:abstractNumId w:val="32"/>
   </w:num>
   <w:num w:numId="17" w16cid:durableId="770583652">
     <w:abstractNumId w:val="27"/>
   </w:num>
   <w:num w:numId="18" w16cid:durableId="1820918818">
-    <w:abstractNumId w:val="38"/>
+    <w:abstractNumId w:val="39"/>
   </w:num>
   <w:num w:numId="19" w16cid:durableId="1837570516">
-    <w:abstractNumId w:val="39"/>
+    <w:abstractNumId w:val="40"/>
   </w:num>
   <w:num w:numId="20" w16cid:durableId="191849495">
     <w:abstractNumId w:val="3"/>
   </w:num>
   <w:num w:numId="21" w16cid:durableId="1564099722">
-    <w:abstractNumId w:val="34"/>
+    <w:abstractNumId w:val="35"/>
   </w:num>
   <w:num w:numId="22" w16cid:durableId="1128014046">
     <w:abstractNumId w:val="1"/>
@@ -11948,7 +12278,7 @@
     <w:abstractNumId w:val="13"/>
   </w:num>
   <w:num w:numId="28" w16cid:durableId="1388260838">
-    <w:abstractNumId w:val="28"/>
+    <w:abstractNumId w:val="29"/>
   </w:num>
   <w:num w:numId="29" w16cid:durableId="822356068">
     <w:abstractNumId w:val="23"/>
@@ -11975,10 +12305,10 @@
     <w:abstractNumId w:val="0"/>
   </w:num>
   <w:num w:numId="37" w16cid:durableId="656029571">
-    <w:abstractNumId w:val="29"/>
+    <w:abstractNumId w:val="30"/>
   </w:num>
   <w:num w:numId="38" w16cid:durableId="1759475196">
-    <w:abstractNumId w:val="32"/>
+    <w:abstractNumId w:val="33"/>
   </w:num>
   <w:num w:numId="39" w16cid:durableId="1216434131">
     <w:abstractNumId w:val="19"/>
@@ -11990,10 +12320,13 @@
     <w:abstractNumId w:val="15"/>
   </w:num>
   <w:num w:numId="42" w16cid:durableId="813370110">
-    <w:abstractNumId w:val="33"/>
+    <w:abstractNumId w:val="34"/>
   </w:num>
   <w:num w:numId="43" w16cid:durableId="575362200">
     <w:abstractNumId w:val="12"/>
+  </w:num>
+  <w:num w:numId="44" w16cid:durableId="958533567">
+    <w:abstractNumId w:val="28"/>
   </w:num>
 </w:numbering>
 </file>
@@ -12600,7 +12933,6 @@
   <w:style w:type="character" w:default="1" w:styleId="DefaultParagraphFont">
     <w:name w:val="Default Paragraph Font"/>
     <w:uiPriority w:val="1"/>
-    <w:semiHidden/>
     <w:unhideWhenUsed/>
   </w:style>
   <w:style w:type="table" w:default="1" w:styleId="TableNormal">
